--- a/crates/okilum-shell/tests/fixtures/thumbnail/document.docx
+++ b/crates/okilum-shell/tests/fixtures/thumbnail/document.docx
@@ -7,7 +7,7 @@
         <w:rPr>
           <w:sz w:val="48"/>
         </w:rPr>
-        <w:t>Tessera Office preview</w:t>
+        <w:t>Okilum Office preview</w:t>
       </w:r>
     </w:p>
     <w:sectPr>
